--- a/SQL/SQL QUERIES.docx
+++ b/SQL/SQL QUERIES.docx
@@ -33,14 +33,15 @@
       <w:r>
         <w:rPr>
           <w:rFonts w:ascii="Times New Roman" w:hAnsi="Times New Roman" w:cs="Times New Roman"/>
+          <w:noProof/>
           <w:sz w:val="24"/>
           <w:szCs w:val="24"/>
           <w:lang w:val="en-US"/>
         </w:rPr>
         <w:drawing>
-          <wp:inline distT="0" distB="0" distL="0" distR="0" wp14:anchorId="3F7C618A" wp14:editId="21B6CBB8">
-            <wp:extent cx="7635902" cy="3276884"/>
-            <wp:effectExtent l="0" t="0" r="3175" b="0"/>
+          <wp:inline distT="0" distB="0" distL="0" distR="0" wp14:anchorId="3F7C618A" wp14:editId="40E343B7">
+            <wp:extent cx="6057900" cy="2599698"/>
+            <wp:effectExtent l="0" t="0" r="0" b="0"/>
             <wp:docPr id="768513797" name="Picture 1"/>
             <wp:cNvGraphicFramePr>
               <a:graphicFrameLocks xmlns:a="http://schemas.openxmlformats.org/drawingml/2006/main" noChangeAspect="1"/>
@@ -61,7 +62,7 @@
                   <pic:spPr>
                     <a:xfrm>
                       <a:off x="0" y="0"/>
-                      <a:ext cx="7635902" cy="3276884"/>
+                      <a:ext cx="6068736" cy="2604348"/>
                     </a:xfrm>
                     <a:prstGeom prst="rect">
                       <a:avLst/>
@@ -86,14 +87,15 @@
       <w:r>
         <w:rPr>
           <w:rFonts w:ascii="Times New Roman" w:hAnsi="Times New Roman" w:cs="Times New Roman"/>
+          <w:noProof/>
           <w:sz w:val="24"/>
           <w:szCs w:val="24"/>
           <w:lang w:val="en-US"/>
         </w:rPr>
         <w:drawing>
-          <wp:inline distT="0" distB="0" distL="0" distR="0" wp14:anchorId="4A5F0456" wp14:editId="3A36417E">
-            <wp:extent cx="8436071" cy="2819644"/>
-            <wp:effectExtent l="0" t="0" r="3175" b="0"/>
+          <wp:inline distT="0" distB="0" distL="0" distR="0" wp14:anchorId="4A5F0456" wp14:editId="69978362">
+            <wp:extent cx="6675121" cy="2231070"/>
+            <wp:effectExtent l="0" t="0" r="0" b="0"/>
             <wp:docPr id="991619897" name="Picture 1"/>
             <wp:cNvGraphicFramePr>
               <a:graphicFrameLocks xmlns:a="http://schemas.openxmlformats.org/drawingml/2006/main" noChangeAspect="1"/>
@@ -114,7 +116,7 @@
                   <pic:spPr>
                     <a:xfrm>
                       <a:off x="0" y="0"/>
-                      <a:ext cx="8436071" cy="2819644"/>
+                      <a:ext cx="6695196" cy="2237780"/>
                     </a:xfrm>
                     <a:prstGeom prst="rect">
                       <a:avLst/>
@@ -139,14 +141,15 @@
       <w:r>
         <w:rPr>
           <w:rFonts w:ascii="Times New Roman" w:hAnsi="Times New Roman" w:cs="Times New Roman"/>
+          <w:noProof/>
           <w:sz w:val="24"/>
           <w:szCs w:val="24"/>
           <w:lang w:val="en-US"/>
         </w:rPr>
         <w:drawing>
-          <wp:inline distT="0" distB="0" distL="0" distR="0" wp14:anchorId="58954EA6" wp14:editId="72F71503">
-            <wp:extent cx="8116003" cy="1958510"/>
-            <wp:effectExtent l="0" t="0" r="0" b="3810"/>
+          <wp:inline distT="0" distB="0" distL="0" distR="0" wp14:anchorId="58954EA6" wp14:editId="33066734">
+            <wp:extent cx="6736079" cy="1625514"/>
+            <wp:effectExtent l="0" t="0" r="0" b="0"/>
             <wp:docPr id="2141210269" name="Picture 1"/>
             <wp:cNvGraphicFramePr>
               <a:graphicFrameLocks xmlns:a="http://schemas.openxmlformats.org/drawingml/2006/main" noChangeAspect="1"/>
@@ -167,7 +170,7 @@
                   <pic:spPr>
                     <a:xfrm>
                       <a:off x="0" y="0"/>
-                      <a:ext cx="8116003" cy="1958510"/>
+                      <a:ext cx="6768322" cy="1633295"/>
                     </a:xfrm>
                     <a:prstGeom prst="rect">
                       <a:avLst/>
@@ -200,21 +203,46 @@
           <w:szCs w:val="24"/>
           <w:lang w:val="en-US"/>
         </w:rPr>
-        <w:t>1. Write a SQL query to fetch "FIRST_NAME" from the Student table in upper case and use ALIAS name as STUDENT_NAME.</w:t>
-      </w:r>
-    </w:p>
-    <w:p>
-      <w:pPr>
-        <w:rPr>
-          <w:rFonts w:ascii="Times New Roman" w:hAnsi="Times New Roman" w:cs="Times New Roman"/>
-          <w:sz w:val="24"/>
-          <w:szCs w:val="24"/>
-          <w:lang w:val="en-US"/>
-        </w:rPr>
-      </w:pPr>
-      <w:r>
-        <w:rPr>
-          <w:rFonts w:ascii="Times New Roman" w:hAnsi="Times New Roman" w:cs="Times New Roman"/>
+        <w:t xml:space="preserve">1. Write a SQL query to fetch "FIRST_NAME" from the </w:t>
+      </w:r>
+      <w:proofErr w:type="gramStart"/>
+      <w:r>
+        <w:rPr>
+          <w:rFonts w:ascii="Times New Roman" w:hAnsi="Times New Roman" w:cs="Times New Roman"/>
+          <w:b/>
+          <w:bCs/>
+          <w:sz w:val="24"/>
+          <w:szCs w:val="24"/>
+          <w:lang w:val="en-US"/>
+        </w:rPr>
+        <w:t>Student</w:t>
+      </w:r>
+      <w:proofErr w:type="gramEnd"/>
+      <w:r>
+        <w:rPr>
+          <w:rFonts w:ascii="Times New Roman" w:hAnsi="Times New Roman" w:cs="Times New Roman"/>
+          <w:b/>
+          <w:bCs/>
+          <w:sz w:val="24"/>
+          <w:szCs w:val="24"/>
+          <w:lang w:val="en-US"/>
+        </w:rPr>
+        <w:t xml:space="preserve"> table in upper case and use ALIAS name as STUDENT_NAME.</w:t>
+      </w:r>
+    </w:p>
+    <w:p>
+      <w:pPr>
+        <w:rPr>
+          <w:rFonts w:ascii="Times New Roman" w:hAnsi="Times New Roman" w:cs="Times New Roman"/>
+          <w:sz w:val="24"/>
+          <w:szCs w:val="24"/>
+          <w:lang w:val="en-US"/>
+        </w:rPr>
+      </w:pPr>
+      <w:r>
+        <w:rPr>
+          <w:rFonts w:ascii="Times New Roman" w:hAnsi="Times New Roman" w:cs="Times New Roman"/>
+          <w:noProof/>
           <w:sz w:val="24"/>
           <w:szCs w:val="24"/>
           <w:lang w:val="en-US"/>
@@ -269,9 +297,10 @@
         <w:rPr>
           <w:noProof/>
         </w:rPr>
+        <w:lastRenderedPageBreak/>
         <w:drawing>
-          <wp:inline distT="0" distB="0" distL="0" distR="0" wp14:anchorId="36717C2D" wp14:editId="258712D3">
-            <wp:extent cx="7566660" cy="2157976"/>
+          <wp:inline distT="0" distB="0" distL="0" distR="0" wp14:anchorId="36717C2D" wp14:editId="694E1DEE">
+            <wp:extent cx="6079896" cy="1733958"/>
             <wp:effectExtent l="0" t="0" r="0" b="0"/>
             <wp:docPr id="1515821855" name="Picture 1" descr="Screenshot-2026-06-20-120257"/>
             <wp:cNvGraphicFramePr>
@@ -302,7 +331,7 @@
                   <pic:spPr bwMode="auto">
                     <a:xfrm>
                       <a:off x="0" y="0"/>
-                      <a:ext cx="7587192" cy="2163832"/>
+                      <a:ext cx="6113284" cy="1743480"/>
                     </a:xfrm>
                     <a:prstGeom prst="rect">
                       <a:avLst/>
@@ -340,7 +369,27 @@
           <w:szCs w:val="24"/>
           <w:lang w:val="en-US"/>
         </w:rPr>
-        <w:t>Converts first names to uppercase using UPPER().</w:t>
+        <w:t xml:space="preserve">Converts first names to uppercase using </w:t>
+      </w:r>
+      <w:proofErr w:type="gramStart"/>
+      <w:r>
+        <w:rPr>
+          <w:rFonts w:ascii="Times New Roman" w:hAnsi="Times New Roman" w:cs="Times New Roman"/>
+          <w:sz w:val="24"/>
+          <w:szCs w:val="24"/>
+          <w:lang w:val="en-US"/>
+        </w:rPr>
+        <w:t>UPPER(</w:t>
+      </w:r>
+      <w:proofErr w:type="gramEnd"/>
+      <w:r>
+        <w:rPr>
+          <w:rFonts w:ascii="Times New Roman" w:hAnsi="Times New Roman" w:cs="Times New Roman"/>
+          <w:sz w:val="24"/>
+          <w:szCs w:val="24"/>
+          <w:lang w:val="en-US"/>
+        </w:rPr>
+        <w:t>).</w:t>
       </w:r>
     </w:p>
     <w:p>
@@ -412,11 +461,11 @@
       <w:r>
         <w:rPr>
           <w:rFonts w:ascii="Times New Roman" w:hAnsi="Times New Roman" w:cs="Times New Roman"/>
-          <w:sz w:val="24"/>
-          <w:szCs w:val="24"/>
-          <w:lang w:val="en-US"/>
-        </w:rPr>
-        <w:lastRenderedPageBreak/>
+          <w:noProof/>
+          <w:sz w:val="24"/>
+          <w:szCs w:val="24"/>
+          <w:lang w:val="en-US"/>
+        </w:rPr>
         <w:drawing>
           <wp:inline distT="0" distB="0" distL="0" distR="0" wp14:anchorId="3B91E44D" wp14:editId="66F03C01">
             <wp:extent cx="3848433" cy="845893"/>
@@ -466,6 +515,7 @@
       <w:r>
         <w:rPr>
           <w:rFonts w:ascii="Times New Roman" w:hAnsi="Times New Roman" w:cs="Times New Roman"/>
+          <w:noProof/>
           <w:sz w:val="24"/>
           <w:szCs w:val="24"/>
           <w:lang w:val="en-US"/>
@@ -600,6 +650,7 @@
       <w:r>
         <w:rPr>
           <w:rFonts w:ascii="Times New Roman" w:hAnsi="Times New Roman" w:cs="Times New Roman"/>
+          <w:noProof/>
           <w:sz w:val="24"/>
           <w:szCs w:val="24"/>
           <w:lang w:val="en-US"/>
@@ -653,6 +704,7 @@
       <w:r>
         <w:rPr>
           <w:rFonts w:ascii="Times New Roman" w:hAnsi="Times New Roman" w:cs="Times New Roman"/>
+          <w:noProof/>
           <w:sz w:val="24"/>
           <w:szCs w:val="24"/>
           <w:lang w:val="en-US"/>
@@ -715,6 +767,7 @@
           <w:szCs w:val="24"/>
           <w:lang w:val="en-US"/>
         </w:rPr>
+        <w:lastRenderedPageBreak/>
         <w:t>Extracts the first 3 characters from FIRST_NAME.</w:t>
       </w:r>
     </w:p>
@@ -739,7 +792,27 @@
           <w:szCs w:val="24"/>
           <w:lang w:val="en-US"/>
         </w:rPr>
-        <w:t>Uses the SUBSTRING() function.</w:t>
+        <w:t xml:space="preserve">Uses the </w:t>
+      </w:r>
+      <w:proofErr w:type="gramStart"/>
+      <w:r>
+        <w:rPr>
+          <w:rFonts w:ascii="Times New Roman" w:hAnsi="Times New Roman" w:cs="Times New Roman"/>
+          <w:sz w:val="24"/>
+          <w:szCs w:val="24"/>
+          <w:lang w:val="en-US"/>
+        </w:rPr>
+        <w:t>SUBSTRING(</w:t>
+      </w:r>
+      <w:proofErr w:type="gramEnd"/>
+      <w:r>
+        <w:rPr>
+          <w:rFonts w:ascii="Times New Roman" w:hAnsi="Times New Roman" w:cs="Times New Roman"/>
+          <w:sz w:val="24"/>
+          <w:szCs w:val="24"/>
+          <w:lang w:val="en-US"/>
+        </w:rPr>
+        <w:t>) function.</w:t>
       </w:r>
     </w:p>
     <w:p>
@@ -785,6 +858,7 @@
       <w:r>
         <w:rPr>
           <w:rFonts w:ascii="Times New Roman" w:hAnsi="Times New Roman" w:cs="Times New Roman"/>
+          <w:noProof/>
           <w:sz w:val="24"/>
           <w:szCs w:val="24"/>
           <w:lang w:val="en-US"/>
@@ -976,6 +1050,7 @@
       <w:r>
         <w:rPr>
           <w:rFonts w:ascii="Times New Roman" w:hAnsi="Times New Roman" w:cs="Times New Roman"/>
+          <w:noProof/>
           <w:sz w:val="24"/>
           <w:szCs w:val="24"/>
           <w:lang w:val="en-US"/>
@@ -1121,7 +1196,25 @@
           <w:sz w:val="24"/>
           <w:szCs w:val="24"/>
         </w:rPr>
-        <w:t>Calculates the length of each major using LENGTH().</w:t>
+        <w:t xml:space="preserve">Calculates the length of each major using </w:t>
+      </w:r>
+      <w:proofErr w:type="gramStart"/>
+      <w:r>
+        <w:rPr>
+          <w:rFonts w:ascii="Times New Roman" w:hAnsi="Times New Roman" w:cs="Times New Roman"/>
+          <w:sz w:val="24"/>
+          <w:szCs w:val="24"/>
+        </w:rPr>
+        <w:t>LENGTH(</w:t>
+      </w:r>
+      <w:proofErr w:type="gramEnd"/>
+      <w:r>
+        <w:rPr>
+          <w:rFonts w:ascii="Times New Roman" w:hAnsi="Times New Roman" w:cs="Times New Roman"/>
+          <w:sz w:val="24"/>
+          <w:szCs w:val="24"/>
+        </w:rPr>
+        <w:t>).</w:t>
       </w:r>
     </w:p>
     <w:p>
@@ -1134,7 +1227,9 @@
           <w:szCs w:val="24"/>
         </w:rPr>
       </w:pPr>
-      <w:r>
+    </w:p>
+    <w:p>
+      <w:pPr>
         <w:rPr>
           <w:rFonts w:ascii="Times New Roman" w:hAnsi="Times New Roman" w:cs="Times New Roman"/>
           <w:b/>
@@ -1142,7 +1237,15 @@
           <w:sz w:val="24"/>
           <w:szCs w:val="24"/>
         </w:rPr>
-        <w:lastRenderedPageBreak/>
+      </w:pPr>
+      <w:r>
+        <w:rPr>
+          <w:rFonts w:ascii="Times New Roman" w:hAnsi="Times New Roman" w:cs="Times New Roman"/>
+          <w:b/>
+          <w:bCs/>
+          <w:sz w:val="24"/>
+          <w:szCs w:val="24"/>
+        </w:rPr>
         <w:t>6. Write a SQL query to print FIRST_NAME from the Student table after replacing 'a' with 'A'.</w:t>
       </w:r>
     </w:p>
@@ -1158,14 +1261,15 @@
       <w:r>
         <w:rPr>
           <w:rFonts w:ascii="Times New Roman" w:hAnsi="Times New Roman" w:cs="Times New Roman"/>
+          <w:noProof/>
           <w:sz w:val="24"/>
           <w:szCs w:val="24"/>
           <w:lang w:val="en-US"/>
         </w:rPr>
         <w:drawing>
-          <wp:inline distT="0" distB="0" distL="0" distR="0" wp14:anchorId="47E76836" wp14:editId="1395B530">
-            <wp:extent cx="4618120" cy="2667231"/>
-            <wp:effectExtent l="0" t="0" r="0" b="0"/>
+          <wp:inline distT="0" distB="0" distL="0" distR="0" wp14:anchorId="47E76836" wp14:editId="26AB1C07">
+            <wp:extent cx="3667789" cy="2118360"/>
+            <wp:effectExtent l="0" t="0" r="8890" b="0"/>
             <wp:docPr id="2040893894" name="Picture 1"/>
             <wp:cNvGraphicFramePr>
               <a:graphicFrameLocks xmlns:a="http://schemas.openxmlformats.org/drawingml/2006/main" noChangeAspect="1"/>
@@ -1186,7 +1290,7 @@
                   <pic:spPr>
                     <a:xfrm>
                       <a:off x="0" y="0"/>
-                      <a:ext cx="4618120" cy="2667231"/>
+                      <a:ext cx="3671490" cy="2120498"/>
                     </a:xfrm>
                     <a:prstGeom prst="rect">
                       <a:avLst/>
@@ -1220,6 +1324,7 @@
           <w:szCs w:val="24"/>
           <w:lang w:val="en-US"/>
         </w:rPr>
+        <w:lastRenderedPageBreak/>
         <w:t>Replaces 'a' with 'A' in FIRST_NAME.</w:t>
       </w:r>
     </w:p>
@@ -1290,6 +1395,7 @@
       <w:r>
         <w:rPr>
           <w:rFonts w:ascii="Times New Roman" w:hAnsi="Times New Roman" w:cs="Times New Roman"/>
+          <w:noProof/>
           <w:sz w:val="24"/>
           <w:szCs w:val="24"/>
           <w:lang w:val="en-US"/>
@@ -1343,6 +1449,7 @@
       <w:r>
         <w:rPr>
           <w:rFonts w:ascii="Times New Roman" w:hAnsi="Times New Roman" w:cs="Times New Roman"/>
+          <w:noProof/>
           <w:sz w:val="24"/>
           <w:szCs w:val="24"/>
           <w:lang w:val="en-US"/>
@@ -1462,11 +1569,10 @@
           <w:szCs w:val="24"/>
           <w:lang w:val="en-US"/>
         </w:rPr>
-        <w:t>8. Write a SQL query to print all Student details from Student table order by FIRST_NAME Ascending and MAJOR Subject descending .</w:t>
-      </w:r>
-    </w:p>
-    <w:p>
-      <w:pPr>
+        <w:t xml:space="preserve">8. Write a SQL query to print all Student details from Student table order by FIRST_NAME Ascending and MAJOR Subject </w:t>
+      </w:r>
+      <w:proofErr w:type="gramStart"/>
+      <w:r>
         <w:rPr>
           <w:rFonts w:ascii="Times New Roman" w:hAnsi="Times New Roman" w:cs="Times New Roman"/>
           <w:b/>
@@ -1475,12 +1581,27 @@
           <w:szCs w:val="24"/>
           <w:lang w:val="en-US"/>
         </w:rPr>
-      </w:pPr>
-      <w:r>
+        <w:t>descending .</w:t>
+      </w:r>
+      <w:proofErr w:type="gramEnd"/>
+    </w:p>
+    <w:p>
+      <w:pPr>
         <w:rPr>
           <w:rFonts w:ascii="Times New Roman" w:hAnsi="Times New Roman" w:cs="Times New Roman"/>
           <w:b/>
           <w:bCs/>
+          <w:sz w:val="24"/>
+          <w:szCs w:val="24"/>
+          <w:lang w:val="en-US"/>
+        </w:rPr>
+      </w:pPr>
+      <w:r>
+        <w:rPr>
+          <w:rFonts w:ascii="Times New Roman" w:hAnsi="Times New Roman" w:cs="Times New Roman"/>
+          <w:b/>
+          <w:bCs/>
+          <w:noProof/>
           <w:sz w:val="24"/>
           <w:szCs w:val="24"/>
           <w:lang w:val="en-US"/>
@@ -1615,10 +1736,12 @@
       <w:r>
         <w:rPr>
           <w:rFonts w:ascii="Times New Roman" w:hAnsi="Times New Roman" w:cs="Times New Roman"/>
-          <w:sz w:val="24"/>
-          <w:szCs w:val="24"/>
-          <w:lang w:val="en-US"/>
-        </w:rPr>
+          <w:noProof/>
+          <w:sz w:val="24"/>
+          <w:szCs w:val="24"/>
+          <w:lang w:val="en-US"/>
+        </w:rPr>
+        <w:lastRenderedPageBreak/>
         <w:drawing>
           <wp:inline distT="0" distB="0" distL="0" distR="0" wp14:anchorId="45B25119" wp14:editId="255413C5">
             <wp:extent cx="5036820" cy="1350013"/>
@@ -1677,7 +1800,6 @@
           <w:szCs w:val="24"/>
           <w:lang w:val="en-US"/>
         </w:rPr>
-        <w:lastRenderedPageBreak/>
         <w:t>Retrieves rows where FIRST_NAME is Noah or Avah.</w:t>
       </w:r>
     </w:p>
@@ -1735,21 +1857,46 @@
           <w:szCs w:val="24"/>
           <w:lang w:val="en-US"/>
         </w:rPr>
-        <w:t>10. Write a SQL query to print details of the Students excluding FIRST_NAME as 'Jack' and 'Liam' from Student table.</w:t>
-      </w:r>
-    </w:p>
-    <w:p>
-      <w:pPr>
-        <w:rPr>
-          <w:rFonts w:ascii="Times New Roman" w:hAnsi="Times New Roman" w:cs="Times New Roman"/>
-          <w:sz w:val="24"/>
-          <w:szCs w:val="24"/>
-          <w:lang w:val="en-US"/>
-        </w:rPr>
-      </w:pPr>
-      <w:r>
-        <w:rPr>
-          <w:rFonts w:ascii="Times New Roman" w:hAnsi="Times New Roman" w:cs="Times New Roman"/>
+        <w:t xml:space="preserve">10. Write a SQL query to print details of the </w:t>
+      </w:r>
+      <w:proofErr w:type="gramStart"/>
+      <w:r>
+        <w:rPr>
+          <w:rFonts w:ascii="Times New Roman" w:hAnsi="Times New Roman" w:cs="Times New Roman"/>
+          <w:b/>
+          <w:bCs/>
+          <w:sz w:val="24"/>
+          <w:szCs w:val="24"/>
+          <w:lang w:val="en-US"/>
+        </w:rPr>
+        <w:t>Students</w:t>
+      </w:r>
+      <w:proofErr w:type="gramEnd"/>
+      <w:r>
+        <w:rPr>
+          <w:rFonts w:ascii="Times New Roman" w:hAnsi="Times New Roman" w:cs="Times New Roman"/>
+          <w:b/>
+          <w:bCs/>
+          <w:sz w:val="24"/>
+          <w:szCs w:val="24"/>
+          <w:lang w:val="en-US"/>
+        </w:rPr>
+        <w:t xml:space="preserve"> excluding FIRST_NAME as 'Jack' and 'Liam' from Student table.</w:t>
+      </w:r>
+    </w:p>
+    <w:p>
+      <w:pPr>
+        <w:rPr>
+          <w:rFonts w:ascii="Times New Roman" w:hAnsi="Times New Roman" w:cs="Times New Roman"/>
+          <w:sz w:val="24"/>
+          <w:szCs w:val="24"/>
+          <w:lang w:val="en-US"/>
+        </w:rPr>
+      </w:pPr>
+      <w:r>
+        <w:rPr>
+          <w:rFonts w:ascii="Times New Roman" w:hAnsi="Times New Roman" w:cs="Times New Roman"/>
+          <w:noProof/>
           <w:sz w:val="24"/>
           <w:szCs w:val="24"/>
           <w:lang w:val="en-US"/>
@@ -1869,32 +2016,22 @@
           <w:szCs w:val="24"/>
           <w:lang w:val="en-US"/>
         </w:rPr>
-        <w:t>11.</w:t>
-      </w:r>
-      <w:r>
-        <w:rPr>
-          <w:rFonts w:ascii="Times New Roman" w:hAnsi="Times New Roman" w:cs="Times New Roman"/>
-          <w:b/>
-          <w:bCs/>
-          <w:sz w:val="24"/>
-          <w:szCs w:val="24"/>
-          <w:lang w:val="en-US"/>
-        </w:rPr>
-        <w:t>Write a SQL query to print details of the Students whose FIRST_NAME ends with 'a'.</w:t>
-      </w:r>
-    </w:p>
-    <w:p>
-      <w:pPr>
-        <w:rPr>
-          <w:rFonts w:ascii="Times New Roman" w:hAnsi="Times New Roman" w:cs="Times New Roman"/>
-          <w:sz w:val="24"/>
-          <w:szCs w:val="24"/>
-          <w:lang w:val="en-US"/>
-        </w:rPr>
-      </w:pPr>
-      <w:r>
-        <w:rPr>
-          <w:rFonts w:ascii="Times New Roman" w:hAnsi="Times New Roman" w:cs="Times New Roman"/>
+        <w:t>11.Write a SQL query to print details of the Students whose FIRST_NAME ends with 'a'.</w:t>
+      </w:r>
+    </w:p>
+    <w:p>
+      <w:pPr>
+        <w:rPr>
+          <w:rFonts w:ascii="Times New Roman" w:hAnsi="Times New Roman" w:cs="Times New Roman"/>
+          <w:sz w:val="24"/>
+          <w:szCs w:val="24"/>
+          <w:lang w:val="en-US"/>
+        </w:rPr>
+      </w:pPr>
+      <w:r>
+        <w:rPr>
+          <w:rFonts w:ascii="Times New Roman" w:hAnsi="Times New Roman" w:cs="Times New Roman"/>
+          <w:noProof/>
           <w:sz w:val="24"/>
           <w:szCs w:val="24"/>
           <w:lang w:val="en-US"/>
@@ -2029,10 +2166,12 @@
       <w:r>
         <w:rPr>
           <w:rFonts w:ascii="Times New Roman" w:hAnsi="Times New Roman" w:cs="Times New Roman"/>
-          <w:sz w:val="24"/>
-          <w:szCs w:val="24"/>
-          <w:lang w:val="en-US"/>
-        </w:rPr>
+          <w:noProof/>
+          <w:sz w:val="24"/>
+          <w:szCs w:val="24"/>
+          <w:lang w:val="en-US"/>
+        </w:rPr>
+        <w:lastRenderedPageBreak/>
         <w:drawing>
           <wp:inline distT="0" distB="0" distL="0" distR="0" wp14:anchorId="5B1EF542" wp14:editId="4DB3CA34">
             <wp:extent cx="5524979" cy="1661304"/>
@@ -2169,6 +2308,7 @@
           <w:rFonts w:ascii="Times New Roman" w:hAnsi="Times New Roman" w:cs="Times New Roman"/>
           <w:b/>
           <w:bCs/>
+          <w:noProof/>
           <w:sz w:val="24"/>
           <w:szCs w:val="24"/>
           <w:lang w:val="en-US"/>
@@ -2226,6 +2366,7 @@
           <w:rFonts w:ascii="Times New Roman" w:hAnsi="Times New Roman" w:cs="Times New Roman"/>
           <w:b/>
           <w:bCs/>
+          <w:noProof/>
           <w:sz w:val="24"/>
           <w:szCs w:val="24"/>
           <w:lang w:val="en-US"/>
@@ -2364,11 +2505,11 @@
           <w:rFonts w:ascii="Times New Roman" w:hAnsi="Times New Roman" w:cs="Times New Roman"/>
           <w:b/>
           <w:bCs/>
-          <w:sz w:val="24"/>
-          <w:szCs w:val="24"/>
-          <w:lang w:val="en-US"/>
-        </w:rPr>
-        <w:lastRenderedPageBreak/>
+          <w:noProof/>
+          <w:sz w:val="24"/>
+          <w:szCs w:val="24"/>
+          <w:lang w:val="en-US"/>
+        </w:rPr>
         <w:drawing>
           <wp:inline distT="0" distB="0" distL="0" distR="0" wp14:anchorId="3C500DCA" wp14:editId="662DE02A">
             <wp:extent cx="5646909" cy="1577477"/>
@@ -2451,7 +2592,27 @@
           <w:szCs w:val="24"/>
           <w:lang w:val="en-US"/>
         </w:rPr>
-        <w:t>Returns the total using COUNT(*).</w:t>
+        <w:t xml:space="preserve">Returns the total using </w:t>
+      </w:r>
+      <w:proofErr w:type="gramStart"/>
+      <w:r>
+        <w:rPr>
+          <w:rFonts w:ascii="Times New Roman" w:hAnsi="Times New Roman" w:cs="Times New Roman"/>
+          <w:sz w:val="24"/>
+          <w:szCs w:val="24"/>
+          <w:lang w:val="en-US"/>
+        </w:rPr>
+        <w:t>COUNT(</w:t>
+      </w:r>
+      <w:proofErr w:type="gramEnd"/>
+      <w:r>
+        <w:rPr>
+          <w:rFonts w:ascii="Times New Roman" w:hAnsi="Times New Roman" w:cs="Times New Roman"/>
+          <w:sz w:val="24"/>
+          <w:szCs w:val="24"/>
+          <w:lang w:val="en-US"/>
+        </w:rPr>
+        <w:t>*).</w:t>
       </w:r>
     </w:p>
     <w:p>
@@ -2499,10 +2660,12 @@
       <w:r>
         <w:rPr>
           <w:rFonts w:ascii="Times New Roman" w:hAnsi="Times New Roman" w:cs="Times New Roman"/>
-          <w:sz w:val="24"/>
-          <w:szCs w:val="24"/>
-          <w:lang w:val="en-US"/>
-        </w:rPr>
+          <w:noProof/>
+          <w:sz w:val="24"/>
+          <w:szCs w:val="24"/>
+          <w:lang w:val="en-US"/>
+        </w:rPr>
+        <w:lastRenderedPageBreak/>
         <w:drawing>
           <wp:inline distT="0" distB="0" distL="0" distR="0" wp14:anchorId="7489978F" wp14:editId="5D882C87">
             <wp:extent cx="6187976" cy="1844200"/>
@@ -2633,6 +2796,7 @@
           <w:rFonts w:ascii="Times New Roman" w:hAnsi="Times New Roman" w:cs="Times New Roman"/>
           <w:b/>
           <w:bCs/>
+          <w:noProof/>
           <w:sz w:val="24"/>
           <w:szCs w:val="24"/>
           <w:lang w:val="en-US"/>
@@ -2719,7 +2883,27 @@
           <w:szCs w:val="24"/>
           <w:lang w:val="en-US"/>
         </w:rPr>
-        <w:t>Counts students in each major using COUNT(*).</w:t>
+        <w:t xml:space="preserve">Counts students in each major using </w:t>
+      </w:r>
+      <w:proofErr w:type="gramStart"/>
+      <w:r>
+        <w:rPr>
+          <w:rFonts w:ascii="Times New Roman" w:hAnsi="Times New Roman" w:cs="Times New Roman"/>
+          <w:sz w:val="24"/>
+          <w:szCs w:val="24"/>
+          <w:lang w:val="en-US"/>
+        </w:rPr>
+        <w:t>COUNT(</w:t>
+      </w:r>
+      <w:proofErr w:type="gramEnd"/>
+      <w:r>
+        <w:rPr>
+          <w:rFonts w:ascii="Times New Roman" w:hAnsi="Times New Roman" w:cs="Times New Roman"/>
+          <w:sz w:val="24"/>
+          <w:szCs w:val="24"/>
+          <w:lang w:val="en-US"/>
+        </w:rPr>
+        <w:t>*).</w:t>
       </w:r>
     </w:p>
     <w:p>
@@ -2810,10 +2994,12 @@
           <w:rFonts w:ascii="Times New Roman" w:hAnsi="Times New Roman" w:cs="Times New Roman"/>
           <w:b/>
           <w:bCs/>
-          <w:sz w:val="24"/>
-          <w:szCs w:val="24"/>
-          <w:lang w:val="en-US"/>
-        </w:rPr>
+          <w:noProof/>
+          <w:sz w:val="24"/>
+          <w:szCs w:val="24"/>
+          <w:lang w:val="en-US"/>
+        </w:rPr>
+        <w:lastRenderedPageBreak/>
         <w:drawing>
           <wp:inline distT="0" distB="0" distL="0" distR="0" wp14:anchorId="0E7DEF8A" wp14:editId="60C25EB9">
             <wp:extent cx="4366260" cy="2735154"/>
@@ -2884,7 +3070,6 @@
           <w:szCs w:val="24"/>
           <w:lang w:val="en-US"/>
         </w:rPr>
-        <w:lastRenderedPageBreak/>
         <w:t>Joins the Student and Scholarship tables using INNER JOIN.</w:t>
       </w:r>
     </w:p>
@@ -2963,6 +3148,7 @@
           <w:rFonts w:ascii="Times New Roman" w:hAnsi="Times New Roman" w:cs="Times New Roman"/>
           <w:b/>
           <w:bCs/>
+          <w:noProof/>
           <w:sz w:val="24"/>
           <w:szCs w:val="24"/>
           <w:lang w:val="en-US"/>
@@ -3049,7 +3235,27 @@
           <w:szCs w:val="24"/>
           <w:lang w:val="en-US"/>
         </w:rPr>
-        <w:t>Uses the condition STUDENT_ID % 2 != 0.</w:t>
+        <w:t xml:space="preserve">Uses the condition STUDENT_ID % </w:t>
+      </w:r>
+      <w:proofErr w:type="gramStart"/>
+      <w:r>
+        <w:rPr>
+          <w:rFonts w:ascii="Times New Roman" w:hAnsi="Times New Roman" w:cs="Times New Roman"/>
+          <w:sz w:val="24"/>
+          <w:szCs w:val="24"/>
+          <w:lang w:val="en-US"/>
+        </w:rPr>
+        <w:t>2 !</w:t>
+      </w:r>
+      <w:proofErr w:type="gramEnd"/>
+      <w:r>
+        <w:rPr>
+          <w:rFonts w:ascii="Times New Roman" w:hAnsi="Times New Roman" w:cs="Times New Roman"/>
+          <w:sz w:val="24"/>
+          <w:szCs w:val="24"/>
+          <w:lang w:val="en-US"/>
+        </w:rPr>
+        <w:t>= 0.</w:t>
       </w:r>
     </w:p>
     <w:p>
@@ -3097,6 +3303,7 @@
       <w:r>
         <w:rPr>
           <w:rFonts w:ascii="Times New Roman" w:hAnsi="Times New Roman" w:cs="Times New Roman"/>
+          <w:noProof/>
           <w:sz w:val="24"/>
           <w:szCs w:val="24"/>
           <w:lang w:val="en-US"/>
@@ -3216,40 +3423,30 @@
           <w:szCs w:val="24"/>
           <w:lang w:val="en-US"/>
         </w:rPr>
-        <w:t>20.</w:t>
-      </w:r>
-      <w:r>
-        <w:rPr>
-          <w:rFonts w:ascii="Times New Roman" w:hAnsi="Times New Roman" w:cs="Times New Roman"/>
-          <w:b/>
-          <w:bCs/>
-          <w:sz w:val="24"/>
-          <w:szCs w:val="24"/>
-          <w:lang w:val="en-US"/>
-        </w:rPr>
-        <w:t>List all students and their scholarship amounts if they have received any. If a student has not received a scholarship, display NULL for the scholarship details.</w:t>
-      </w:r>
-    </w:p>
-    <w:p>
-      <w:pPr>
-        <w:rPr>
-          <w:rFonts w:ascii="Times New Roman" w:hAnsi="Times New Roman" w:cs="Times New Roman"/>
-          <w:sz w:val="24"/>
-          <w:szCs w:val="24"/>
-          <w:lang w:val="en-US"/>
-        </w:rPr>
-      </w:pPr>
-      <w:r>
-        <w:rPr>
-          <w:rFonts w:ascii="Times New Roman" w:hAnsi="Times New Roman" w:cs="Times New Roman"/>
+        <w:t>20.List all students and their scholarship amounts if they have received any. If a student has not received a scholarship, display NULL for the scholarship details.</w:t>
+      </w:r>
+    </w:p>
+    <w:p>
+      <w:pPr>
+        <w:rPr>
+          <w:rFonts w:ascii="Times New Roman" w:hAnsi="Times New Roman" w:cs="Times New Roman"/>
+          <w:sz w:val="24"/>
+          <w:szCs w:val="24"/>
+          <w:lang w:val="en-US"/>
+        </w:rPr>
+      </w:pPr>
+      <w:r>
+        <w:rPr>
+          <w:rFonts w:ascii="Times New Roman" w:hAnsi="Times New Roman" w:cs="Times New Roman"/>
+          <w:noProof/>
           <w:sz w:val="24"/>
           <w:szCs w:val="24"/>
           <w:lang w:val="en-US"/>
         </w:rPr>
         <w:drawing>
-          <wp:inline distT="0" distB="0" distL="0" distR="0" wp14:anchorId="54112908" wp14:editId="31600813">
-            <wp:extent cx="5959356" cy="2286198"/>
-            <wp:effectExtent l="0" t="0" r="3810" b="0"/>
+          <wp:inline distT="0" distB="0" distL="0" distR="0" wp14:anchorId="54112908" wp14:editId="25186968">
+            <wp:extent cx="4137660" cy="1587338"/>
+            <wp:effectExtent l="0" t="0" r="0" b="0"/>
             <wp:docPr id="1873459414" name="Picture 1"/>
             <wp:cNvGraphicFramePr>
               <a:graphicFrameLocks xmlns:a="http://schemas.openxmlformats.org/drawingml/2006/main" noChangeAspect="1"/>
@@ -3270,7 +3467,7 @@
                   <pic:spPr>
                     <a:xfrm>
                       <a:off x="0" y="0"/>
-                      <a:ext cx="5959356" cy="2286198"/>
+                      <a:ext cx="4143681" cy="1589648"/>
                     </a:xfrm>
                     <a:prstGeom prst="rect">
                       <a:avLst/>
@@ -3295,6 +3492,7 @@
       <w:r>
         <w:rPr>
           <w:rFonts w:ascii="Times New Roman" w:hAnsi="Times New Roman" w:cs="Times New Roman"/>
+          <w:noProof/>
           <w:sz w:val="24"/>
           <w:szCs w:val="24"/>
           <w:lang w:val="en-US"/>
@@ -3429,11 +3627,11 @@
       <w:r>
         <w:rPr>
           <w:rFonts w:ascii="Times New Roman" w:hAnsi="Times New Roman" w:cs="Times New Roman"/>
-          <w:sz w:val="24"/>
-          <w:szCs w:val="24"/>
-          <w:lang w:val="en-US"/>
-        </w:rPr>
-        <w:lastRenderedPageBreak/>
+          <w:noProof/>
+          <w:sz w:val="24"/>
+          <w:szCs w:val="24"/>
+          <w:lang w:val="en-US"/>
+        </w:rPr>
         <w:drawing>
           <wp:inline distT="0" distB="0" distL="0" distR="0" wp14:anchorId="22CD5487" wp14:editId="3A308CBF">
             <wp:extent cx="4244708" cy="281964"/>
@@ -3483,6 +3681,7 @@
       <w:r>
         <w:rPr>
           <w:rFonts w:ascii="Times New Roman" w:hAnsi="Times New Roman" w:cs="Times New Roman"/>
+          <w:noProof/>
           <w:sz w:val="24"/>
           <w:szCs w:val="24"/>
           <w:lang w:val="en-US"/>
@@ -3617,6 +3816,7 @@
       <w:r>
         <w:rPr>
           <w:rFonts w:ascii="Times New Roman" w:hAnsi="Times New Roman" w:cs="Times New Roman"/>
+          <w:noProof/>
           <w:sz w:val="24"/>
           <w:szCs w:val="24"/>
           <w:lang w:val="en-US"/>
@@ -3670,10 +3870,12 @@
       <w:r>
         <w:rPr>
           <w:rFonts w:ascii="Times New Roman" w:hAnsi="Times New Roman" w:cs="Times New Roman"/>
-          <w:sz w:val="24"/>
-          <w:szCs w:val="24"/>
-          <w:lang w:val="en-US"/>
-        </w:rPr>
+          <w:noProof/>
+          <w:sz w:val="24"/>
+          <w:szCs w:val="24"/>
+          <w:lang w:val="en-US"/>
+        </w:rPr>
+        <w:lastRenderedPageBreak/>
         <w:drawing>
           <wp:inline distT="0" distB="0" distL="0" distR="0" wp14:anchorId="3DE2A5D7" wp14:editId="3B00F0E3">
             <wp:extent cx="6104149" cy="723963"/>
@@ -3789,32 +3991,22 @@
           <w:szCs w:val="24"/>
           <w:lang w:val="en-US"/>
         </w:rPr>
-        <w:t>23. Write an SQL query to determine the 5th highest GPA without using LIMIT keyword.</w:t>
-      </w:r>
-      <w:r>
-        <w:rPr>
-          <w:rFonts w:ascii="Times New Roman" w:hAnsi="Times New Roman" w:cs="Times New Roman"/>
-          <w:b/>
-          <w:bCs/>
-          <w:sz w:val="24"/>
-          <w:szCs w:val="24"/>
-          <w:lang w:val="en-US"/>
-        </w:rPr>
-        <w:t>’</w:t>
-      </w:r>
-    </w:p>
-    <w:p>
-      <w:pPr>
-        <w:rPr>
-          <w:rFonts w:ascii="Times New Roman" w:hAnsi="Times New Roman" w:cs="Times New Roman"/>
-          <w:sz w:val="24"/>
-          <w:szCs w:val="24"/>
-          <w:lang w:val="en-US"/>
-        </w:rPr>
-      </w:pPr>
-      <w:r>
-        <w:rPr>
-          <w:rFonts w:ascii="Times New Roman" w:hAnsi="Times New Roman" w:cs="Times New Roman"/>
+        <w:t>23. Write an SQL query to determine the 5th highest GPA without using LIMIT keyword.’</w:t>
+      </w:r>
+    </w:p>
+    <w:p>
+      <w:pPr>
+        <w:rPr>
+          <w:rFonts w:ascii="Times New Roman" w:hAnsi="Times New Roman" w:cs="Times New Roman"/>
+          <w:sz w:val="24"/>
+          <w:szCs w:val="24"/>
+          <w:lang w:val="en-US"/>
+        </w:rPr>
+      </w:pPr>
+      <w:r>
+        <w:rPr>
+          <w:rFonts w:ascii="Times New Roman" w:hAnsi="Times New Roman" w:cs="Times New Roman"/>
+          <w:noProof/>
           <w:sz w:val="24"/>
           <w:szCs w:val="24"/>
           <w:lang w:val="en-US"/>
@@ -3868,6 +4060,7 @@
       <w:r>
         <w:rPr>
           <w:rFonts w:ascii="Times New Roman" w:hAnsi="Times New Roman" w:cs="Times New Roman"/>
+          <w:noProof/>
           <w:sz w:val="24"/>
           <w:szCs w:val="24"/>
           <w:lang w:val="en-US"/>
@@ -4002,6 +4195,7 @@
       <w:r>
         <w:rPr>
           <w:rFonts w:ascii="Times New Roman" w:hAnsi="Times New Roman" w:cs="Times New Roman"/>
+          <w:noProof/>
           <w:sz w:val="24"/>
           <w:szCs w:val="24"/>
           <w:lang w:val="en-US"/>
@@ -4136,6 +4330,7 @@
       <w:r>
         <w:rPr>
           <w:rFonts w:ascii="Times New Roman" w:hAnsi="Times New Roman" w:cs="Times New Roman"/>
+          <w:noProof/>
           <w:sz w:val="24"/>
           <w:szCs w:val="24"/>
           <w:lang w:val="en-US"/>
@@ -4189,6 +4384,7 @@
       <w:r>
         <w:rPr>
           <w:rFonts w:ascii="Times New Roman" w:hAnsi="Times New Roman" w:cs="Times New Roman"/>
+          <w:noProof/>
           <w:sz w:val="24"/>
           <w:szCs w:val="24"/>
           <w:lang w:val="en-US"/>
@@ -4314,6 +4510,7 @@
       <w:r>
         <w:rPr>
           <w:rFonts w:ascii="Times New Roman" w:hAnsi="Times New Roman" w:cs="Times New Roman"/>
+          <w:noProof/>
           <w:sz w:val="24"/>
           <w:szCs w:val="24"/>
           <w:lang w:val="en-US"/>
@@ -4367,6 +4564,7 @@
       <w:r>
         <w:rPr>
           <w:rFonts w:ascii="Times New Roman" w:hAnsi="Times New Roman" w:cs="Times New Roman"/>
+          <w:noProof/>
           <w:sz w:val="24"/>
           <w:szCs w:val="24"/>
           <w:lang w:val="en-US"/>
@@ -4505,6 +4703,7 @@
           <w:rFonts w:ascii="Times New Roman" w:hAnsi="Times New Roman" w:cs="Times New Roman"/>
           <w:b/>
           <w:bCs/>
+          <w:noProof/>
           <w:sz w:val="24"/>
           <w:szCs w:val="24"/>
           <w:lang w:val="en-US"/>
@@ -4562,6 +4761,7 @@
           <w:rFonts w:ascii="Times New Roman" w:hAnsi="Times New Roman" w:cs="Times New Roman"/>
           <w:b/>
           <w:bCs/>
+          <w:noProof/>
           <w:sz w:val="24"/>
           <w:szCs w:val="24"/>
           <w:lang w:val="en-US"/>
@@ -4709,6 +4909,7 @@
       <w:r>
         <w:rPr>
           <w:rFonts w:ascii="Times New Roman" w:hAnsi="Times New Roman" w:cs="Times New Roman"/>
+          <w:noProof/>
           <w:sz w:val="24"/>
           <w:szCs w:val="24"/>
           <w:lang w:val="en-US"/>
@@ -4762,10 +4963,12 @@
       <w:r>
         <w:rPr>
           <w:rFonts w:ascii="Times New Roman" w:hAnsi="Times New Roman" w:cs="Times New Roman"/>
-          <w:sz w:val="24"/>
-          <w:szCs w:val="24"/>
-          <w:lang w:val="en-US"/>
-        </w:rPr>
+          <w:noProof/>
+          <w:sz w:val="24"/>
+          <w:szCs w:val="24"/>
+          <w:lang w:val="en-US"/>
+        </w:rPr>
+        <w:lastRenderedPageBreak/>
         <w:drawing>
           <wp:inline distT="0" distB="0" distL="0" distR="0" wp14:anchorId="44AA42BF" wp14:editId="52CF7759">
             <wp:extent cx="6081287" cy="1676545"/>
@@ -4896,6 +5099,7 @@
       <w:r>
         <w:rPr>
           <w:rFonts w:ascii="Times New Roman" w:hAnsi="Times New Roman" w:cs="Times New Roman"/>
+          <w:noProof/>
           <w:sz w:val="24"/>
           <w:szCs w:val="24"/>
           <w:lang w:val="en-US"/>
@@ -4949,11 +5153,11 @@
       <w:r>
         <w:rPr>
           <w:rFonts w:ascii="Times New Roman" w:hAnsi="Times New Roman" w:cs="Times New Roman"/>
-          <w:sz w:val="24"/>
-          <w:szCs w:val="24"/>
-          <w:lang w:val="en-US"/>
-        </w:rPr>
-        <w:lastRenderedPageBreak/>
+          <w:noProof/>
+          <w:sz w:val="24"/>
+          <w:szCs w:val="24"/>
+          <w:lang w:val="en-US"/>
+        </w:rPr>
         <w:drawing>
           <wp:inline distT="0" distB="0" distL="0" distR="0" wp14:anchorId="12179E3B" wp14:editId="2F1DF242">
             <wp:extent cx="4701947" cy="2065199"/>
@@ -5084,6 +5288,7 @@
       <w:r>
         <w:rPr>
           <w:rFonts w:ascii="Times New Roman" w:hAnsi="Times New Roman" w:cs="Times New Roman"/>
+          <w:noProof/>
           <w:sz w:val="24"/>
           <w:szCs w:val="24"/>
           <w:lang w:val="en-US"/>
@@ -5146,6 +5351,7 @@
       <w:r>
         <w:rPr>
           <w:rFonts w:ascii="Times New Roman" w:hAnsi="Times New Roman" w:cs="Times New Roman"/>
+          <w:noProof/>
           <w:sz w:val="24"/>
           <w:szCs w:val="24"/>
           <w:lang w:val="en-US"/>
@@ -5203,6 +5409,7 @@
           <w:szCs w:val="24"/>
           <w:lang w:val="en-US"/>
         </w:rPr>
+        <w:lastRenderedPageBreak/>
         <w:t>This query groups students by their MAJOR and counts the number of students in each group. It provides a breakdown of how many students are enrolled in each major.</w:t>
       </w:r>
     </w:p>
@@ -5251,6 +5458,7 @@
       <w:r>
         <w:rPr>
           <w:rFonts w:ascii="Times New Roman" w:hAnsi="Times New Roman" w:cs="Times New Roman"/>
+          <w:noProof/>
           <w:sz w:val="24"/>
           <w:szCs w:val="24"/>
           <w:lang w:val="en-US"/>
@@ -5313,7 +5521,27 @@
           <w:szCs w:val="24"/>
           <w:lang w:val="en-US"/>
         </w:rPr>
-        <w:t>Retrieves the last record from the Student table.</w:t>
+        <w:t xml:space="preserve">Retrieves the last record from the </w:t>
+      </w:r>
+      <w:proofErr w:type="gramStart"/>
+      <w:r>
+        <w:rPr>
+          <w:rFonts w:ascii="Times New Roman" w:hAnsi="Times New Roman" w:cs="Times New Roman"/>
+          <w:sz w:val="24"/>
+          <w:szCs w:val="24"/>
+          <w:lang w:val="en-US"/>
+        </w:rPr>
+        <w:t>Student</w:t>
+      </w:r>
+      <w:proofErr w:type="gramEnd"/>
+      <w:r>
+        <w:rPr>
+          <w:rFonts w:ascii="Times New Roman" w:hAnsi="Times New Roman" w:cs="Times New Roman"/>
+          <w:sz w:val="24"/>
+          <w:szCs w:val="24"/>
+          <w:lang w:val="en-US"/>
+        </w:rPr>
+        <w:t xml:space="preserve"> table.</w:t>
       </w:r>
     </w:p>
     <w:p>
@@ -5385,6 +5613,7 @@
       <w:r>
         <w:rPr>
           <w:rFonts w:ascii="Times New Roman" w:hAnsi="Times New Roman" w:cs="Times New Roman"/>
+          <w:noProof/>
           <w:sz w:val="24"/>
           <w:szCs w:val="24"/>
           <w:lang w:val="en-US"/>
@@ -5438,6 +5667,7 @@
       <w:r>
         <w:rPr>
           <w:rFonts w:ascii="Times New Roman" w:hAnsi="Times New Roman" w:cs="Times New Roman"/>
+          <w:noProof/>
           <w:sz w:val="24"/>
           <w:szCs w:val="24"/>
           <w:lang w:val="en-US"/>
@@ -5500,7 +5730,27 @@
           <w:szCs w:val="24"/>
           <w:lang w:val="en-US"/>
         </w:rPr>
-        <w:t>Retrieves the first record from the Student table.</w:t>
+        <w:t xml:space="preserve">Retrieves the first record from the </w:t>
+      </w:r>
+      <w:proofErr w:type="gramStart"/>
+      <w:r>
+        <w:rPr>
+          <w:rFonts w:ascii="Times New Roman" w:hAnsi="Times New Roman" w:cs="Times New Roman"/>
+          <w:sz w:val="24"/>
+          <w:szCs w:val="24"/>
+          <w:lang w:val="en-US"/>
+        </w:rPr>
+        <w:t>Student</w:t>
+      </w:r>
+      <w:proofErr w:type="gramEnd"/>
+      <w:r>
+        <w:rPr>
+          <w:rFonts w:ascii="Times New Roman" w:hAnsi="Times New Roman" w:cs="Times New Roman"/>
+          <w:sz w:val="24"/>
+          <w:szCs w:val="24"/>
+          <w:lang w:val="en-US"/>
+        </w:rPr>
+        <w:t xml:space="preserve"> table.</w:t>
       </w:r>
     </w:p>
     <w:p>
@@ -5531,16 +5781,6 @@
       <w:pPr>
         <w:rPr>
           <w:rFonts w:ascii="Times New Roman" w:hAnsi="Times New Roman" w:cs="Times New Roman"/>
-          <w:sz w:val="24"/>
-          <w:szCs w:val="24"/>
-          <w:lang w:val="en-US"/>
-        </w:rPr>
-      </w:pPr>
-    </w:p>
-    <w:p>
-      <w:pPr>
-        <w:rPr>
-          <w:rFonts w:ascii="Times New Roman" w:hAnsi="Times New Roman" w:cs="Times New Roman"/>
           <w:b/>
           <w:bCs/>
           <w:sz w:val="24"/>
@@ -5560,9 +5800,7 @@
           <w:lang w:val="en-US"/>
         </w:rPr>
       </w:pPr>
-    </w:p>
-    <w:p>
-      <w:pPr>
+      <w:r>
         <w:rPr>
           <w:rFonts w:ascii="Times New Roman" w:hAnsi="Times New Roman" w:cs="Times New Roman"/>
           <w:b/>
@@ -5571,17 +5809,6 @@
           <w:szCs w:val="24"/>
           <w:lang w:val="en-US"/>
         </w:rPr>
-      </w:pPr>
-      <w:r>
-        <w:rPr>
-          <w:rFonts w:ascii="Times New Roman" w:hAnsi="Times New Roman" w:cs="Times New Roman"/>
-          <w:b/>
-          <w:bCs/>
-          <w:sz w:val="24"/>
-          <w:szCs w:val="24"/>
-          <w:lang w:val="en-US"/>
-        </w:rPr>
-        <w:lastRenderedPageBreak/>
         <w:t>33. Write an SQL query to fetch the last five records from a table.</w:t>
       </w:r>
     </w:p>
@@ -5597,6 +5824,7 @@
       <w:r>
         <w:rPr>
           <w:rFonts w:ascii="Times New Roman" w:hAnsi="Times New Roman" w:cs="Times New Roman"/>
+          <w:noProof/>
           <w:sz w:val="24"/>
           <w:szCs w:val="24"/>
           <w:lang w:val="en-US"/>
@@ -5650,10 +5878,12 @@
       <w:r>
         <w:rPr>
           <w:rFonts w:ascii="Times New Roman" w:hAnsi="Times New Roman" w:cs="Times New Roman"/>
-          <w:sz w:val="24"/>
-          <w:szCs w:val="24"/>
-          <w:lang w:val="en-US"/>
-        </w:rPr>
+          <w:noProof/>
+          <w:sz w:val="24"/>
+          <w:szCs w:val="24"/>
+          <w:lang w:val="en-US"/>
+        </w:rPr>
+        <w:lastRenderedPageBreak/>
         <w:drawing>
           <wp:inline distT="0" distB="0" distL="0" distR="0" wp14:anchorId="1A2563E0" wp14:editId="277555DA">
             <wp:extent cx="6058425" cy="1653683"/>
@@ -5784,6 +6014,7 @@
       <w:r>
         <w:rPr>
           <w:rFonts w:ascii="Times New Roman" w:hAnsi="Times New Roman" w:cs="Times New Roman"/>
+          <w:noProof/>
           <w:sz w:val="24"/>
           <w:szCs w:val="24"/>
           <w:lang w:val="en-US"/>
@@ -5837,6 +6068,7 @@
       <w:r>
         <w:rPr>
           <w:rFonts w:ascii="Times New Roman" w:hAnsi="Times New Roman" w:cs="Times New Roman"/>
+          <w:noProof/>
           <w:sz w:val="24"/>
           <w:szCs w:val="24"/>
           <w:lang w:val="en-US"/>
@@ -5971,6 +6203,7 @@
       <w:r>
         <w:rPr>
           <w:rFonts w:ascii="Times New Roman" w:hAnsi="Times New Roman" w:cs="Times New Roman"/>
+          <w:noProof/>
           <w:sz w:val="24"/>
           <w:szCs w:val="24"/>
           <w:lang w:val="en-US"/>
@@ -6024,6 +6257,7 @@
       <w:r>
         <w:rPr>
           <w:rFonts w:ascii="Times New Roman" w:hAnsi="Times New Roman" w:cs="Times New Roman"/>
+          <w:noProof/>
           <w:sz w:val="24"/>
           <w:szCs w:val="24"/>
           <w:lang w:val="en-US"/>
@@ -6143,6 +6377,7 @@
           <w:szCs w:val="24"/>
           <w:lang w:val="en-US"/>
         </w:rPr>
+        <w:lastRenderedPageBreak/>
         <w:t>36. Write an SQL query to fetch second max GPA from a table.</w:t>
       </w:r>
     </w:p>
@@ -6158,11 +6393,11 @@
       <w:r>
         <w:rPr>
           <w:rFonts w:ascii="Times New Roman" w:hAnsi="Times New Roman" w:cs="Times New Roman"/>
-          <w:sz w:val="24"/>
-          <w:szCs w:val="24"/>
-          <w:lang w:val="en-US"/>
-        </w:rPr>
-        <w:lastRenderedPageBreak/>
+          <w:noProof/>
+          <w:sz w:val="24"/>
+          <w:szCs w:val="24"/>
+          <w:lang w:val="en-US"/>
+        </w:rPr>
         <w:drawing>
           <wp:inline distT="0" distB="0" distL="0" distR="0" wp14:anchorId="0F87535F" wp14:editId="55960B86">
             <wp:extent cx="5829805" cy="975445"/>
@@ -6212,6 +6447,7 @@
       <w:r>
         <w:rPr>
           <w:rFonts w:ascii="Times New Roman" w:hAnsi="Times New Roman" w:cs="Times New Roman"/>
+          <w:noProof/>
           <w:sz w:val="24"/>
           <w:szCs w:val="24"/>
           <w:lang w:val="en-US"/>
@@ -6346,6 +6582,7 @@
       <w:r>
         <w:rPr>
           <w:rFonts w:ascii="Times New Roman" w:hAnsi="Times New Roman" w:cs="Times New Roman"/>
+          <w:noProof/>
           <w:sz w:val="24"/>
           <w:szCs w:val="24"/>
           <w:lang w:val="en-US"/>
@@ -6432,7 +6669,27 @@
           <w:szCs w:val="24"/>
           <w:lang w:val="en-US"/>
         </w:rPr>
-        <w:t>Finds the highest GPA in each major using MAX().</w:t>
+        <w:t xml:space="preserve">Finds the highest GPA in each major using </w:t>
+      </w:r>
+      <w:proofErr w:type="gramStart"/>
+      <w:r>
+        <w:rPr>
+          <w:rFonts w:ascii="Times New Roman" w:hAnsi="Times New Roman" w:cs="Times New Roman"/>
+          <w:sz w:val="24"/>
+          <w:szCs w:val="24"/>
+          <w:lang w:val="en-US"/>
+        </w:rPr>
+        <w:t>MAX(</w:t>
+      </w:r>
+      <w:proofErr w:type="gramEnd"/>
+      <w:r>
+        <w:rPr>
+          <w:rFonts w:ascii="Times New Roman" w:hAnsi="Times New Roman" w:cs="Times New Roman"/>
+          <w:sz w:val="24"/>
+          <w:szCs w:val="24"/>
+          <w:lang w:val="en-US"/>
+        </w:rPr>
+        <w:t>).</w:t>
       </w:r>
     </w:p>
     <w:p>
@@ -6480,13 +6737,14 @@
       <w:r>
         <w:rPr>
           <w:rFonts w:ascii="Times New Roman" w:hAnsi="Times New Roman" w:cs="Times New Roman"/>
+          <w:noProof/>
           <w:sz w:val="24"/>
           <w:szCs w:val="24"/>
           <w:lang w:val="en-US"/>
         </w:rPr>
         <w:drawing>
-          <wp:inline distT="0" distB="0" distL="0" distR="0" wp14:anchorId="65C16213" wp14:editId="46DC5D27">
-            <wp:extent cx="5761219" cy="1638442"/>
+          <wp:inline distT="0" distB="0" distL="0" distR="0" wp14:anchorId="65C16213" wp14:editId="0B18822C">
+            <wp:extent cx="4693920" cy="1334911"/>
             <wp:effectExtent l="0" t="0" r="0" b="0"/>
             <wp:docPr id="143519873" name="Picture 1"/>
             <wp:cNvGraphicFramePr>
@@ -6508,7 +6766,7 @@
                   <pic:spPr>
                     <a:xfrm>
                       <a:off x="0" y="0"/>
-                      <a:ext cx="5761219" cy="1638442"/>
+                      <a:ext cx="4707329" cy="1338724"/>
                     </a:xfrm>
                     <a:prstGeom prst="rect">
                       <a:avLst/>
@@ -6614,6 +6872,7 @@
       <w:r>
         <w:rPr>
           <w:rFonts w:ascii="Times New Roman" w:hAnsi="Times New Roman" w:cs="Times New Roman"/>
+          <w:noProof/>
           <w:sz w:val="24"/>
           <w:szCs w:val="24"/>
           <w:lang w:val="en-US"/>
@@ -6667,6 +6926,7 @@
       <w:r>
         <w:rPr>
           <w:rFonts w:ascii="Times New Roman" w:hAnsi="Times New Roman" w:cs="Times New Roman"/>
+          <w:noProof/>
           <w:sz w:val="24"/>
           <w:szCs w:val="24"/>
           <w:lang w:val="en-US"/>
@@ -6722,14 +6982,25 @@
           <w:lang w:val="en-US"/>
         </w:rPr>
       </w:pPr>
-      <w:r>
-        <w:rPr>
-          <w:rFonts w:ascii="Times New Roman" w:hAnsi="Times New Roman" w:cs="Times New Roman"/>
-          <w:sz w:val="24"/>
-          <w:szCs w:val="24"/>
-          <w:lang w:val="en-US"/>
-        </w:rPr>
-        <w:t>CURDATE() returns the current date.</w:t>
+      <w:proofErr w:type="gramStart"/>
+      <w:r>
+        <w:rPr>
+          <w:rFonts w:ascii="Times New Roman" w:hAnsi="Times New Roman" w:cs="Times New Roman"/>
+          <w:sz w:val="24"/>
+          <w:szCs w:val="24"/>
+          <w:lang w:val="en-US"/>
+        </w:rPr>
+        <w:t>CURDATE(</w:t>
+      </w:r>
+      <w:proofErr w:type="gramEnd"/>
+      <w:r>
+        <w:rPr>
+          <w:rFonts w:ascii="Times New Roman" w:hAnsi="Times New Roman" w:cs="Times New Roman"/>
+          <w:sz w:val="24"/>
+          <w:szCs w:val="24"/>
+          <w:lang w:val="en-US"/>
+        </w:rPr>
+        <w:t>) returns the current date.</w:t>
       </w:r>
     </w:p>
     <w:p>
@@ -6746,14 +7017,25 @@
           <w:lang w:val="en-US"/>
         </w:rPr>
       </w:pPr>
-      <w:r>
-        <w:rPr>
-          <w:rFonts w:ascii="Times New Roman" w:hAnsi="Times New Roman" w:cs="Times New Roman"/>
-          <w:sz w:val="24"/>
-          <w:szCs w:val="24"/>
-          <w:lang w:val="en-US"/>
-        </w:rPr>
-        <w:t>NOW() returns the current date and time.</w:t>
+      <w:proofErr w:type="gramStart"/>
+      <w:r>
+        <w:rPr>
+          <w:rFonts w:ascii="Times New Roman" w:hAnsi="Times New Roman" w:cs="Times New Roman"/>
+          <w:sz w:val="24"/>
+          <w:szCs w:val="24"/>
+          <w:lang w:val="en-US"/>
+        </w:rPr>
+        <w:t>NOW(</w:t>
+      </w:r>
+      <w:proofErr w:type="gramEnd"/>
+      <w:r>
+        <w:rPr>
+          <w:rFonts w:ascii="Times New Roman" w:hAnsi="Times New Roman" w:cs="Times New Roman"/>
+          <w:sz w:val="24"/>
+          <w:szCs w:val="24"/>
+          <w:lang w:val="en-US"/>
+        </w:rPr>
+        <w:t>) returns the current date and time.</w:t>
       </w:r>
     </w:p>
     <w:p>
@@ -6801,11 +7083,11 @@
       <w:r>
         <w:rPr>
           <w:rFonts w:ascii="Times New Roman" w:hAnsi="Times New Roman" w:cs="Times New Roman"/>
-          <w:sz w:val="24"/>
-          <w:szCs w:val="24"/>
-          <w:lang w:val="en-US"/>
-        </w:rPr>
-        <w:lastRenderedPageBreak/>
+          <w:noProof/>
+          <w:sz w:val="24"/>
+          <w:szCs w:val="24"/>
+          <w:lang w:val="en-US"/>
+        </w:rPr>
         <w:drawing>
           <wp:inline distT="0" distB="0" distL="0" distR="0" wp14:anchorId="42958860" wp14:editId="7D9D9653">
             <wp:extent cx="6111770" cy="3292125"/>
@@ -6859,7 +7141,47 @@
           <w:szCs w:val="24"/>
           <w:lang w:val="en-US"/>
         </w:rPr>
-        <w:t>This query creates a new table CloneTable that contains the same structure and data as the Student table. It is a simple way to back up or duplicate a table for testing or other purposes.</w:t>
+        <w:t xml:space="preserve">This query creates a new table </w:t>
+      </w:r>
+      <w:proofErr w:type="spellStart"/>
+      <w:r>
+        <w:rPr>
+          <w:rFonts w:ascii="Times New Roman" w:hAnsi="Times New Roman" w:cs="Times New Roman"/>
+          <w:sz w:val="24"/>
+          <w:szCs w:val="24"/>
+          <w:lang w:val="en-US"/>
+        </w:rPr>
+        <w:t>CloneTable</w:t>
+      </w:r>
+      <w:proofErr w:type="spellEnd"/>
+      <w:r>
+        <w:rPr>
+          <w:rFonts w:ascii="Times New Roman" w:hAnsi="Times New Roman" w:cs="Times New Roman"/>
+          <w:sz w:val="24"/>
+          <w:szCs w:val="24"/>
+          <w:lang w:val="en-US"/>
+        </w:rPr>
+        <w:t xml:space="preserve"> that contains the same structure and data as the </w:t>
+      </w:r>
+      <w:proofErr w:type="gramStart"/>
+      <w:r>
+        <w:rPr>
+          <w:rFonts w:ascii="Times New Roman" w:hAnsi="Times New Roman" w:cs="Times New Roman"/>
+          <w:sz w:val="24"/>
+          <w:szCs w:val="24"/>
+          <w:lang w:val="en-US"/>
+        </w:rPr>
+        <w:t>Student</w:t>
+      </w:r>
+      <w:proofErr w:type="gramEnd"/>
+      <w:r>
+        <w:rPr>
+          <w:rFonts w:ascii="Times New Roman" w:hAnsi="Times New Roman" w:cs="Times New Roman"/>
+          <w:sz w:val="24"/>
+          <w:szCs w:val="24"/>
+          <w:lang w:val="en-US"/>
+        </w:rPr>
+        <w:t xml:space="preserve"> table. It is a simple way to back up or duplicate a table for testing or other purposes.</w:t>
       </w:r>
     </w:p>
     <w:p>
@@ -6907,14 +7229,15 @@
       <w:r>
         <w:rPr>
           <w:rFonts w:ascii="Times New Roman" w:hAnsi="Times New Roman" w:cs="Times New Roman"/>
+          <w:noProof/>
           <w:sz w:val="24"/>
           <w:szCs w:val="24"/>
           <w:lang w:val="en-US"/>
         </w:rPr>
         <w:drawing>
-          <wp:inline distT="0" distB="0" distL="0" distR="0" wp14:anchorId="4E5D4643" wp14:editId="6B5D5D31">
-            <wp:extent cx="5723116" cy="1691787"/>
-            <wp:effectExtent l="0" t="0" r="0" b="3810"/>
+          <wp:inline distT="0" distB="0" distL="0" distR="0" wp14:anchorId="4E5D4643" wp14:editId="18451097">
+            <wp:extent cx="4351020" cy="1286187"/>
+            <wp:effectExtent l="0" t="0" r="0" b="9525"/>
             <wp:docPr id="1988406771" name="Picture 1"/>
             <wp:cNvGraphicFramePr>
               <a:graphicFrameLocks xmlns:a="http://schemas.openxmlformats.org/drawingml/2006/main" noChangeAspect="1"/>
@@ -6935,7 +7258,7 @@
                   <pic:spPr>
                     <a:xfrm>
                       <a:off x="0" y="0"/>
-                      <a:ext cx="5723116" cy="1691787"/>
+                      <a:ext cx="4360027" cy="1288850"/>
                     </a:xfrm>
                     <a:prstGeom prst="rect">
                       <a:avLst/>
@@ -6950,6 +7273,16 @@
     </w:p>
     <w:p>
       <w:pPr>
+        <w:rPr>
+          <w:rFonts w:ascii="Times New Roman" w:hAnsi="Times New Roman" w:cs="Times New Roman"/>
+          <w:sz w:val="24"/>
+          <w:szCs w:val="24"/>
+          <w:lang w:val="en-US"/>
+        </w:rPr>
+      </w:pPr>
+    </w:p>
+    <w:p>
+      <w:pPr>
         <w:pStyle w:val="ListParagraph"/>
         <w:numPr>
           <w:ilvl w:val="0"/>
@@ -6969,6 +7302,7 @@
           <w:szCs w:val="24"/>
           <w:lang w:val="en-US"/>
         </w:rPr>
+        <w:lastRenderedPageBreak/>
         <w:t>Updates the GPA of Computer Science students to 7.5.</w:t>
       </w:r>
     </w:p>
@@ -7041,6 +7375,7 @@
       <w:r>
         <w:rPr>
           <w:rFonts w:ascii="Times New Roman" w:hAnsi="Times New Roman" w:cs="Times New Roman"/>
+          <w:noProof/>
           <w:sz w:val="24"/>
           <w:szCs w:val="24"/>
           <w:lang w:val="en-US"/>
@@ -7094,6 +7429,7 @@
       <w:r>
         <w:rPr>
           <w:rFonts w:ascii="Times New Roman" w:hAnsi="Times New Roman" w:cs="Times New Roman"/>
+          <w:noProof/>
           <w:sz w:val="24"/>
           <w:szCs w:val="24"/>
           <w:lang w:val="en-US"/>
@@ -7228,6 +7564,7 @@
       <w:r>
         <w:rPr>
           <w:rFonts w:ascii="Times New Roman" w:hAnsi="Times New Roman" w:cs="Times New Roman"/>
+          <w:noProof/>
           <w:sz w:val="24"/>
           <w:szCs w:val="24"/>
           <w:lang w:val="en-US"/>
@@ -7281,6 +7618,7 @@
       <w:r>
         <w:rPr>
           <w:rFonts w:ascii="Times New Roman" w:hAnsi="Times New Roman" w:cs="Times New Roman"/>
+          <w:noProof/>
           <w:sz w:val="24"/>
           <w:szCs w:val="24"/>
           <w:lang w:val="en-US"/>
@@ -7343,7 +7681,6 @@
           <w:szCs w:val="24"/>
           <w:lang w:val="en-US"/>
         </w:rPr>
-        <w:lastRenderedPageBreak/>
         <w:t>Sorts students by GPA in descending order.</w:t>
       </w:r>
     </w:p>
@@ -7416,6 +7753,7 @@
       <w:r>
         <w:rPr>
           <w:rFonts w:ascii="Times New Roman" w:hAnsi="Times New Roman" w:cs="Times New Roman"/>
+          <w:noProof/>
           <w:sz w:val="24"/>
           <w:szCs w:val="24"/>
           <w:lang w:val="en-US"/>
@@ -7469,10 +7807,12 @@
       <w:r>
         <w:rPr>
           <w:rFonts w:ascii="Times New Roman" w:hAnsi="Times New Roman" w:cs="Times New Roman"/>
-          <w:sz w:val="24"/>
-          <w:szCs w:val="24"/>
-          <w:lang w:val="en-US"/>
-        </w:rPr>
+          <w:noProof/>
+          <w:sz w:val="24"/>
+          <w:szCs w:val="24"/>
+          <w:lang w:val="en-US"/>
+        </w:rPr>
+        <w:lastRenderedPageBreak/>
         <w:drawing>
           <wp:inline distT="0" distB="0" distL="0" distR="0" wp14:anchorId="2A9A8C5E" wp14:editId="0607CC1B">
             <wp:extent cx="4122777" cy="1691787"/>
@@ -7627,6 +7967,7 @@
       <w:r>
         <w:rPr>
           <w:rFonts w:ascii="Times New Roman" w:hAnsi="Times New Roman" w:cs="Times New Roman"/>
+          <w:noProof/>
           <w:sz w:val="24"/>
           <w:szCs w:val="24"/>
           <w:lang w:val="en-US"/>
@@ -7739,13 +8080,14 @@
       <w:r>
         <w:rPr>
           <w:rFonts w:ascii="Times New Roman" w:hAnsi="Times New Roman" w:cs="Times New Roman"/>
+          <w:noProof/>
           <w:sz w:val="24"/>
           <w:szCs w:val="24"/>
         </w:rPr>
         <w:drawing>
-          <wp:inline distT="0" distB="0" distL="0" distR="0" wp14:anchorId="6E7809D7" wp14:editId="0E1E6269">
-            <wp:extent cx="5829300" cy="4444669"/>
-            <wp:effectExtent l="0" t="0" r="0" b="0"/>
+          <wp:inline distT="0" distB="0" distL="0" distR="0" wp14:anchorId="6E7809D7" wp14:editId="20B9CD23">
+            <wp:extent cx="4625340" cy="3526685"/>
+            <wp:effectExtent l="0" t="0" r="3810" b="0"/>
             <wp:docPr id="1174081050" name="Picture 1"/>
             <wp:cNvGraphicFramePr>
               <a:graphicFrameLocks xmlns:a="http://schemas.openxmlformats.org/drawingml/2006/main" noChangeAspect="1"/>
@@ -7766,7 +8108,7 @@
                   <pic:spPr>
                     <a:xfrm>
                       <a:off x="0" y="0"/>
-                      <a:ext cx="5843827" cy="4455746"/>
+                      <a:ext cx="4655200" cy="3549452"/>
                     </a:xfrm>
                     <a:prstGeom prst="rect">
                       <a:avLst/>
@@ -7817,7 +8159,6 @@
           <w:sz w:val="24"/>
           <w:szCs w:val="24"/>
         </w:rPr>
-        <w:lastRenderedPageBreak/>
         <w:t>4</w:t>
       </w:r>
       <w:r>
@@ -7828,20 +8169,163 @@
           <w:sz w:val="24"/>
           <w:szCs w:val="24"/>
         </w:rPr>
-        <w:t>7 : Find the employee name using COALESCE() when First_Name, Second_Name, or Last_Name may contain NULL values.</w:t>
-      </w:r>
-    </w:p>
-    <w:p>
-      <w:pPr>
-        <w:rPr>
-          <w:rFonts w:ascii="Times New Roman" w:hAnsi="Times New Roman" w:cs="Times New Roman"/>
-          <w:sz w:val="24"/>
-          <w:szCs w:val="24"/>
-        </w:rPr>
-      </w:pPr>
-      <w:r>
-        <w:rPr>
-          <w:rFonts w:ascii="Times New Roman" w:hAnsi="Times New Roman" w:cs="Times New Roman"/>
+        <w:t>7</w:t>
+      </w:r>
+      <w:r>
+        <w:rPr>
+          <w:rFonts w:ascii="Times New Roman" w:hAnsi="Times New Roman" w:cs="Times New Roman"/>
+          <w:b/>
+          <w:bCs/>
+          <w:sz w:val="24"/>
+          <w:szCs w:val="24"/>
+        </w:rPr>
+        <w:t>.</w:t>
+      </w:r>
+      <w:r>
+        <w:rPr>
+          <w:rFonts w:ascii="Times New Roman" w:hAnsi="Times New Roman" w:cs="Times New Roman"/>
+          <w:b/>
+          <w:bCs/>
+          <w:sz w:val="24"/>
+          <w:szCs w:val="24"/>
+        </w:rPr>
+        <w:t xml:space="preserve">Find the </w:t>
+      </w:r>
+      <w:proofErr w:type="gramStart"/>
+      <w:r>
+        <w:rPr>
+          <w:rFonts w:ascii="Times New Roman" w:hAnsi="Times New Roman" w:cs="Times New Roman"/>
+          <w:b/>
+          <w:bCs/>
+          <w:sz w:val="24"/>
+          <w:szCs w:val="24"/>
+        </w:rPr>
+        <w:t>employee</w:t>
+      </w:r>
+      <w:proofErr w:type="gramEnd"/>
+      <w:r>
+        <w:rPr>
+          <w:rFonts w:ascii="Times New Roman" w:hAnsi="Times New Roman" w:cs="Times New Roman"/>
+          <w:b/>
+          <w:bCs/>
+          <w:sz w:val="24"/>
+          <w:szCs w:val="24"/>
+        </w:rPr>
+        <w:t xml:space="preserve"> name using </w:t>
+      </w:r>
+      <w:proofErr w:type="gramStart"/>
+      <w:r>
+        <w:rPr>
+          <w:rFonts w:ascii="Times New Roman" w:hAnsi="Times New Roman" w:cs="Times New Roman"/>
+          <w:b/>
+          <w:bCs/>
+          <w:sz w:val="24"/>
+          <w:szCs w:val="24"/>
+        </w:rPr>
+        <w:t>COALESCE(</w:t>
+      </w:r>
+      <w:proofErr w:type="gramEnd"/>
+      <w:r>
+        <w:rPr>
+          <w:rFonts w:ascii="Times New Roman" w:hAnsi="Times New Roman" w:cs="Times New Roman"/>
+          <w:b/>
+          <w:bCs/>
+          <w:sz w:val="24"/>
+          <w:szCs w:val="24"/>
+        </w:rPr>
+        <w:t xml:space="preserve">) when </w:t>
+      </w:r>
+      <w:proofErr w:type="spellStart"/>
+      <w:r>
+        <w:rPr>
+          <w:rFonts w:ascii="Times New Roman" w:hAnsi="Times New Roman" w:cs="Times New Roman"/>
+          <w:b/>
+          <w:bCs/>
+          <w:sz w:val="24"/>
+          <w:szCs w:val="24"/>
+        </w:rPr>
+        <w:t>First_Name</w:t>
+      </w:r>
+      <w:proofErr w:type="spellEnd"/>
+      <w:r>
+        <w:rPr>
+          <w:rFonts w:ascii="Times New Roman" w:hAnsi="Times New Roman" w:cs="Times New Roman"/>
+          <w:b/>
+          <w:bCs/>
+          <w:sz w:val="24"/>
+          <w:szCs w:val="24"/>
+        </w:rPr>
+        <w:t xml:space="preserve">, </w:t>
+      </w:r>
+      <w:proofErr w:type="spellStart"/>
+      <w:proofErr w:type="gramStart"/>
+      <w:r>
+        <w:rPr>
+          <w:rFonts w:ascii="Times New Roman" w:hAnsi="Times New Roman" w:cs="Times New Roman"/>
+          <w:b/>
+          <w:bCs/>
+          <w:sz w:val="24"/>
+          <w:szCs w:val="24"/>
+        </w:rPr>
+        <w:t>Second</w:t>
+      </w:r>
+      <w:proofErr w:type="gramEnd"/>
+      <w:r>
+        <w:rPr>
+          <w:rFonts w:ascii="Times New Roman" w:hAnsi="Times New Roman" w:cs="Times New Roman"/>
+          <w:b/>
+          <w:bCs/>
+          <w:sz w:val="24"/>
+          <w:szCs w:val="24"/>
+        </w:rPr>
+        <w:t>_Name</w:t>
+      </w:r>
+      <w:proofErr w:type="spellEnd"/>
+      <w:r>
+        <w:rPr>
+          <w:rFonts w:ascii="Times New Roman" w:hAnsi="Times New Roman" w:cs="Times New Roman"/>
+          <w:b/>
+          <w:bCs/>
+          <w:sz w:val="24"/>
+          <w:szCs w:val="24"/>
+        </w:rPr>
+        <w:t xml:space="preserve">, or </w:t>
+      </w:r>
+      <w:proofErr w:type="spellStart"/>
+      <w:r>
+        <w:rPr>
+          <w:rFonts w:ascii="Times New Roman" w:hAnsi="Times New Roman" w:cs="Times New Roman"/>
+          <w:b/>
+          <w:bCs/>
+          <w:sz w:val="24"/>
+          <w:szCs w:val="24"/>
+        </w:rPr>
+        <w:t>Last_Name</w:t>
+      </w:r>
+      <w:proofErr w:type="spellEnd"/>
+      <w:r>
+        <w:rPr>
+          <w:rFonts w:ascii="Times New Roman" w:hAnsi="Times New Roman" w:cs="Times New Roman"/>
+          <w:b/>
+          <w:bCs/>
+          <w:sz w:val="24"/>
+          <w:szCs w:val="24"/>
+        </w:rPr>
+        <w:t xml:space="preserve"> may contain NULL values.</w:t>
+      </w:r>
+    </w:p>
+    <w:p>
+      <w:pPr>
+        <w:rPr>
+          <w:rFonts w:ascii="Times New Roman" w:hAnsi="Times New Roman" w:cs="Times New Roman"/>
+          <w:sz w:val="24"/>
+          <w:szCs w:val="24"/>
+        </w:rPr>
+      </w:pPr>
+      <w:r>
+        <w:rPr>
+          <w:rFonts w:ascii="Times New Roman" w:hAnsi="Times New Roman" w:cs="Times New Roman"/>
+          <w:noProof/>
           <w:sz w:val="24"/>
           <w:szCs w:val="24"/>
         </w:rPr>
@@ -7919,20 +8403,44 @@
           <w:sz w:val="24"/>
           <w:szCs w:val="24"/>
         </w:rPr>
-        <w:t>8: Find employees hired in the last n months using the TIMESTAMPDIFF() function.</w:t>
-      </w:r>
-    </w:p>
-    <w:p>
-      <w:pPr>
-        <w:rPr>
-          <w:rFonts w:ascii="Times New Roman" w:hAnsi="Times New Roman" w:cs="Times New Roman"/>
-          <w:sz w:val="24"/>
-          <w:szCs w:val="24"/>
-        </w:rPr>
-      </w:pPr>
-      <w:r>
-        <w:rPr>
-          <w:rFonts w:ascii="Times New Roman" w:hAnsi="Times New Roman" w:cs="Times New Roman"/>
+        <w:t xml:space="preserve">8: Find employees hired in the last n months using the </w:t>
+      </w:r>
+      <w:proofErr w:type="gramStart"/>
+      <w:r>
+        <w:rPr>
+          <w:rFonts w:ascii="Times New Roman" w:hAnsi="Times New Roman" w:cs="Times New Roman"/>
+          <w:b/>
+          <w:bCs/>
+          <w:sz w:val="24"/>
+          <w:szCs w:val="24"/>
+        </w:rPr>
+        <w:t>TIMESTAMPDIFF(</w:t>
+      </w:r>
+      <w:proofErr w:type="gramEnd"/>
+      <w:r>
+        <w:rPr>
+          <w:rFonts w:ascii="Times New Roman" w:hAnsi="Times New Roman" w:cs="Times New Roman"/>
+          <w:b/>
+          <w:bCs/>
+          <w:sz w:val="24"/>
+          <w:szCs w:val="24"/>
+        </w:rPr>
+        <w:t>) function.</w:t>
+      </w:r>
+    </w:p>
+    <w:p>
+      <w:pPr>
+        <w:rPr>
+          <w:rFonts w:ascii="Times New Roman" w:hAnsi="Times New Roman" w:cs="Times New Roman"/>
+          <w:sz w:val="24"/>
+          <w:szCs w:val="24"/>
+          <w:lang w:val="en-US"/>
+        </w:rPr>
+      </w:pPr>
+      <w:r>
+        <w:rPr>
+          <w:rFonts w:ascii="Times New Roman" w:hAnsi="Times New Roman" w:cs="Times New Roman"/>
+          <w:noProof/>
           <w:sz w:val="24"/>
           <w:szCs w:val="24"/>
         </w:rPr>
@@ -7973,19 +8481,9 @@
         </w:drawing>
       </w:r>
     </w:p>
-    <w:p>
-      <w:pPr>
-        <w:rPr>
-          <w:rFonts w:ascii="Times New Roman" w:hAnsi="Times New Roman" w:cs="Times New Roman"/>
-          <w:sz w:val="24"/>
-          <w:szCs w:val="24"/>
-          <w:lang w:val="en-US"/>
-        </w:rPr>
-      </w:pPr>
-    </w:p>
     <w:sectPr>
-      <w:pgSz w:w="16838" w:h="23811" w:code="8"/>
-      <w:pgMar w:top="1440" w:right="1080" w:bottom="1440" w:left="1080" w:header="708" w:footer="708" w:gutter="0"/>
+      <w:pgSz w:w="11906" w:h="16838" w:code="9"/>
+      <w:pgMar w:top="720" w:right="720" w:bottom="720" w:left="720" w:header="708" w:footer="708" w:gutter="0"/>
       <w:cols w:space="708"/>
       <w:docGrid w:linePitch="360"/>
     </w:sectPr>
@@ -13955,6 +14453,7 @@
   <w:style w:type="character" w:default="1" w:styleId="DefaultParagraphFont">
     <w:name w:val="Default Paragraph Font"/>
     <w:uiPriority w:val="1"/>
+    <w:semiHidden/>
     <w:unhideWhenUsed/>
   </w:style>
   <w:style w:type="table" w:default="1" w:styleId="TableNormal">
